--- a/AMIA-App-Competition-Submission.docx
+++ b/AMIA-App-Competition-Submission.docx
@@ -112,7 +112,7 @@
       </w:r>
       <w:proofErr w:type="spellEnd"/>
       <w:r>
-        <w:t xml:space="preserve"> Guard is a SMART on FHIR clinical decision support app that automates the NCCN-endorsed workflow. It computes the Khorana VTE risk score from the patient's diagnosis and labs, screens every active medication against a 52-agent DOAC interaction knowledge base, evaluates renal function (Cockcroft-Gault) and absolute/relative contraindications, then recommends a specific, guideline-concordant anticoagulant - or flags when none is safe. The identical reasoning engine is exposed two ways: an in-EHR dashboard for clinicians and a CDS Hooks service for passive, point-of-care alerts. A 121-test automated suite and a rule-to-source-to-code-to-test traceability matrix demonstrate guideline fidelity, and five synthetic patients exercise every decision pathway end to end.</w:t>
+        <w:t xml:space="preserve"> Guard is a SMART on FHIR clinical decision support app that automates the NCCN-endorsed workflow. It computes the Khorana VTE risk score from the patient's diagnosis and labs, screens every active medication against a 52-agent DOAC interaction knowledge base, evaluates renal function (Cockcroft-Gault) and absolute/relative contraindications, then recommends a specific, guideline-concordant anticoagulant - or flags when none is safe. The identical reasoning engine is exposed two ways: an in-EHR dashboard for clinicians and a CDS Hooks service for passive, point-of-care alerts. A 123-test automated suite and a rule-to-source-to-code-to-test traceability matrix demonstrate guideline fidelity, and five synthetic patients exercise every decision pathway end to end.</w:t>
       </w:r>
     </w:p>
     <w:p>
@@ -135,7 +135,7 @@
         <w:t>Venous thromboembolism (VTE) is a leading cause of death in people with cancer and accounts for roughly one in five of all VTE events</w:t>
       </w:r>
       <w:r>
-        <w:t xml:space="preserve"> (cite)</w:t>
+        <w:t xml:space="preserve"> (Farge et al., 2019)</w:t>
       </w:r>
       <w:r>
         <w:t xml:space="preserve">. Active malignancy raises VTE risk approximately </w:t>
@@ -149,13 +149,13 @@
         <w:t>, and many systemic therapies raise it further</w:t>
       </w:r>
       <w:r>
-        <w:t xml:space="preserve"> (cite)</w:t>
+        <w:t xml:space="preserve"> (Farge et al., 2019)</w:t>
       </w:r>
       <w:r>
         <w:t>. Ambulatory patients receiving chemotherapy are a high-yield target for prevention, but blanket prophylaxis is inappropriate: it must be reserved for those at sufficient risk to outweigh bleeding harm</w:t>
       </w:r>
       <w:r>
-        <w:t xml:space="preserve"> (cite)</w:t>
+        <w:t xml:space="preserve"> (NCCN Guidelines, Cancer-Associated VTE)</w:t>
       </w:r>
       <w:r>
         <w:t xml:space="preserve">. NCCN guidance therefore recommends risk-stratified prophylaxis </w:t>
@@ -178,7 +178,7 @@
         <w:t>The catch is that this decision is genuinely hard to make correctly at the point of care. The clinician must (a) compute a multi-variable risk score from the diagnosis and a current CBC and BMI; (b) know that DOACs are metabolized through CYP3A4 and transported by P-glycoprotein, and that numerous antineoplastic and supportive-care agents induce or inhibit these pathways - changing DOAC levels enough to cause bleeding or therapeutic failure</w:t>
       </w:r>
       <w:r>
-        <w:t xml:space="preserve"> (cite)</w:t>
+        <w:t xml:space="preserve"> (Farge et al., 2019)</w:t>
       </w:r>
       <w:r>
         <w:t xml:space="preserve">; (c) account for renal function, thrombocytopenia, hepatic impairment, antiphospholipid syndrome, luminal GI/GU tumors, and heparin-induced thrombocytopenia; and (d) recognize the malignancies (myeloma, primary brain tumor, acute leukemia, myeloproliferative neoplasms) that fall outside the Khorana model entirely. </w:t>
@@ -190,7 +190,7 @@
     </w:p>
     <w:p>
       <w:r>
-        <w:t xml:space="preserve">Who is affected: The patients are the roughly 1.9 </w:t>
+        <w:t xml:space="preserve">Who is affected: The patients are approximately 2 </w:t>
       </w:r>
       <w:proofErr w:type="gramStart"/>
       <w:r>
@@ -198,7 +198,7 @@
       </w:r>
       <w:proofErr w:type="gramEnd"/>
       <w:r>
-        <w:t xml:space="preserve"> newly diagnosed with cancer in the US each year, a large fraction of whom receive ambulatory systemic therapy. The clinicians are oncologists, hematologist-oncologists, oncology pharmacists, and advanced practice providers.</w:t>
+        <w:t xml:space="preserve"> newly diagnosed with cancer in the US each year (Siegel et al., 2024), a large fraction of whom receive ambulatory systemic therapy. The clinicians are oncologists, hematologist-oncologists, oncology pharmacists, and advanced practice providers.</w:t>
       </w:r>
     </w:p>
     <w:p>
@@ -565,7 +565,7 @@
         <w:t>:</w:t>
       </w:r>
       <w:r>
-        <w:t xml:space="preserve"> (1) A 121-test automated suite (</w:t>
+        <w:t xml:space="preserve"> (1) A 123-test automated suite (</w:t>
       </w:r>
       <w:proofErr w:type="spellStart"/>
       <w:r>
@@ -674,7 +674,7 @@
     <w:p>
       <w:r>
         <w:lastRenderedPageBreak/>
-        <w:t>SMART on FHIR + CDS Hooks engine that scores cancer VTE risk and flags DOAC-chemo interactions, with 121 tests prov</w:t>
+        <w:t>SMART on FHIR + CDS Hooks engine that scores cancer VTE risk and flags DOAC-chemo interactions, with 123 tests prov</w:t>
       </w:r>
       <w:r>
         <w:t>ing</w:t>
@@ -832,6 +832,49 @@
       <w:r>
         <w:lastRenderedPageBreak/>
         <w:t>(FHIR cannot reliably encode it); kidney cancer is scored high-risk with an explicit note that NCCN names only bladder/testicular; and the knowledge base, while curated and sourced, is scoped to its listed agents, with any unrecognized medication surfaced as "verify manually" rather than silently ignored.</w:t>
+      </w:r>
+    </w:p>
+    <w:p>
+      <w:r>
+        <w:rPr>
+          <w:b/>
+        </w:rPr>
+        <w:t xml:space="preserve">References</w:t>
+      </w:r>
+    </w:p>
+    <w:p>
+      <w:r>
+        <w:t xml:space="preserve">1. Farge D, Frere C, Connors JM, et al. 2019 International Clinical Practice Guidelines for the Treatment and Prophylaxis of Venous Thromboembolism in Patients With Cancer (ITAC). Lancet Oncol. 2019;20(10):e566-e581.</w:t>
+      </w:r>
+    </w:p>
+    <w:p>
+      <w:r>
+        <w:t xml:space="preserve">2. Siegel RL, Giaquinto AN, Jemal A. Cancer Statistics, 2024. CA Cancer J Clin. 2024;74(1):12-49.</w:t>
+      </w:r>
+    </w:p>
+    <w:p>
+      <w:r>
+        <w:t xml:space="preserve">3. Lam BD, Ryu J, Jafari O, et al. Epidemiology of Cancer-Associated Venous Thromboembolism Across the United States. Am J Hematol. 2026.</w:t>
+      </w:r>
+    </w:p>
+    <w:p>
+      <w:r>
+        <w:t xml:space="preserve">4. Carrier M, et al. Apixaban to Prevent Venous Thromboembolism in Patients with Cancer (AVERT). N Engl J Med. 2019;380(8):711-719.</w:t>
+      </w:r>
+    </w:p>
+    <w:p>
+      <w:r>
+        <w:t xml:space="preserve">5. Khorana AA, et al. Rivaroxaban for Thromboprophylaxis in High-Risk Ambulatory Patients with Cancer (CASSINI). N Engl J Med. 2019;380(8):720-728.</w:t>
+      </w:r>
+    </w:p>
+    <w:p>
+      <w:r>
+        <w:t xml:space="preserve">6. Khorana AA, Kuderer NM, Culakova E, et al. Development and validation of a predictive model for chemotherapy-associated thrombosis. Blood. 2008;111(10):4902-4907.</w:t>
+      </w:r>
+    </w:p>
+    <w:p>
+      <w:r>
+        <w:t xml:space="preserve">7. NCCN Clinical Practice Guidelines in Oncology: Cancer-Associated Venous Thromboembolic Disease.</w:t>
       </w:r>
     </w:p>
     <w:sectPr>
